--- a/5. Project Development Phase/Snowflake/Data Preparation Template.docx
+++ b/5. Project Development Phase/Snowflake/Data Preparation Template.docx
@@ -26,7 +26,7 @@
           <wp:anchor allowOverlap="1" behindDoc="0" distB="114300" distT="114300" distL="114300" distR="114300" hidden="0" layoutInCell="1" locked="0" relativeHeight="0" simplePos="0">
             <wp:simplePos x="0" y="0"/>
             <wp:positionH relativeFrom="page">
-              <wp:posOffset>199899</wp:posOffset>
+              <wp:posOffset>199898</wp:posOffset>
             </wp:positionH>
             <wp:positionV relativeFrom="page">
               <wp:posOffset>133350</wp:posOffset>
@@ -34,7 +34,7 @@
             <wp:extent cx="1376363" cy="589870"/>
             <wp:effectExtent b="0" l="0" r="0" t="0"/>
             <wp:wrapNone/>
-            <wp:docPr id="1507075291" name="image1.png"/>
+            <wp:docPr id="1507075292" name="image1.png"/>
             <a:graphic>
               <a:graphicData uri="http://schemas.openxmlformats.org/drawingml/2006/picture">
                 <pic:pic>
@@ -157,7 +157,7 @@
                 <w:rFonts w:ascii="Arial" w:cs="Arial" w:eastAsia="Arial" w:hAnsi="Arial"/>
                 <w:rtl w:val="0"/>
               </w:rPr>
-              <w:t xml:space="preserve">24 September 2026</w:t>
+              <w:t xml:space="preserve">24 October 2026</w:t>
             </w:r>
           </w:p>
         </w:tc>
@@ -197,7 +197,7 @@
                 <w:rFonts w:ascii="Arial" w:cs="Arial" w:eastAsia="Arial" w:hAnsi="Arial"/>
                 <w:rtl w:val="0"/>
               </w:rPr>
-              <w:t xml:space="preserve">PNT2022TMIDxxxxxx</w:t>
+              <w:t xml:space="preserve">EN25CS3010138</w:t>
             </w:r>
           </w:p>
         </w:tc>
@@ -234,10 +234,15 @@
             </w:pPr>
             <w:r>
               <w:rPr>
-                <w:rFonts w:ascii="Arial" w:cs="Arial" w:eastAsia="Arial" w:hAnsi="Arial"/>
+                <w:color w:val="0a0a0a"/>
                 <w:rtl w:val="0"/>
               </w:rPr>
-              <w:t xml:space="preserve">Title</w:t>
+              <w:t xml:space="preserve">Electric Vehicle Market Performance &amp; Insights</w:t>
+            </w:r>
+            <w:r>
+              <w:rPr>
+                <w:rtl w:val="0"/>
+              </w:rPr>
             </w:r>
           </w:p>
         </w:tc>
@@ -669,7 +674,7 @@
           <wp:extent cx="864691" cy="395288"/>
           <wp:effectExtent b="0" l="0" r="0" t="0"/>
           <wp:wrapNone/>
-          <wp:docPr id="1507075290" name="image2.png"/>
+          <wp:docPr id="1507075293" name="image2.png"/>
           <a:graphic>
             <a:graphicData uri="http://schemas.openxmlformats.org/drawingml/2006/picture">
               <pic:pic>
@@ -866,6 +871,20 @@
   <w:style w:type="paragraph" w:styleId="Normal" w:default="1">
     <w:name w:val="normal"/>
   </w:style>
+  <w:style w:type="table" w:styleId="TableNormal" w:default="1">
+    <w:name w:val="TableNormal"/>
+    <w:tblPr>
+      <w:tblCellMar>
+        <w:top w:w="100.0" w:type="dxa"/>
+        <w:left w:w="100.0" w:type="dxa"/>
+        <w:bottom w:w="100.0" w:type="dxa"/>
+        <w:right w:w="100.0" w:type="dxa"/>
+      </w:tblCellMar>
+    </w:tblPr>
+  </w:style>
+  <w:style w:type="paragraph" w:styleId="Normal" w:default="1">
+    <w:name w:val="normal"/>
+  </w:style>
   <w:style w:type="paragraph" w:styleId="Normal" w:default="1">
     <w:name w:val="normal"/>
   </w:style>
@@ -956,6 +975,22 @@
       <w:ind w:left="720"/>
       <w:contextualSpacing w:val="1"/>
     </w:pPr>
+  </w:style>
+  <w:style w:type="table" w:styleId="Table1">
+    <w:basedOn w:val="TableNormal"/>
+    <w:pPr>
+      <w:spacing w:after="0" w:line="240" w:lineRule="auto"/>
+    </w:pPr>
+    <w:tblPr>
+      <w:tblStyleRowBandSize w:val="1"/>
+      <w:tblStyleColBandSize w:val="1"/>
+      <w:tblCellMar>
+        <w:top w:w="0.0" w:type="dxa"/>
+        <w:left w:w="108.0" w:type="dxa"/>
+        <w:bottom w:w="0.0" w:type="dxa"/>
+        <w:right w:w="108.0" w:type="dxa"/>
+      </w:tblCellMar>
+    </w:tblPr>
   </w:style>
   <w:style w:type="table" w:styleId="Table1">
     <w:basedOn w:val="TableNormal"/>
@@ -1323,7 +1358,7 @@
 
 <file path=customXML/item1.xml><?xml version="1.0" encoding="utf-8"?>
 <go:gDocsCustomXmlDataStorage xmlns:go="http://customooxmlschemas.google.com/" xmlns:r="http://schemas.openxmlformats.org/officeDocument/2006/relationships" uri="GoogleDocsCustomDataVersion2">
-  <go:docsCustomData xmlns:go="http://customooxmlschemas.google.com/" roundtripDataSignature="AMtx7mjqEFanuTa+lQO2Mfo63S+B1QxJYA==">CgMxLjA4AHIhMWhOVTF6U0ZOQ0ZUcXg4djVPQUZVVVhKQjB3OW5NUE43</go:docsCustomData>
+  <go:docsCustomData xmlns:go="http://customooxmlschemas.google.com/" roundtripDataSignature="AMtx7mhEXl9KyxtV/N6DO5vegZhYLbkteQ==">CgMxLjA4AHIhMUxwVXphLXNyNWlITTY2MW5xTi1BWmZOMUJfV0NIVFlZ</go:docsCustomData>
 </go:gDocsCustomXmlDataStorage>
 </file>
 
